--- a/docs/artigo/artigo-sbesc2026-en.docx
+++ b/docs/artigo/artigo-sbesc2026-en.docx
@@ -2546,7 +2546,7 @@
         <w:t xml:space="preserve">Dataset and labeling.</w:t>
       </w:r>
       <w:r>
-        <w:t xml:space="preserve"> In the absence of public labeled datasets for contextual authentication, a synthetic dataset of about 50,000 login records was built, reproducing the distribution observed in production (about 95% legitimate and 5% suspicious accesses). Each record contains the fourteen features of Section IV. Labels were derived from heuristic rules encoding known fraud patterns (impossible travel, unknown device, bursts of failed logins) and reviewed by security specialists. The generative process draws each legitimate record from distributions calibrated to typical corporate usage: the access hour follows a Gaussian centred on mid-day, the inter-login interval an exponential law, the 24-hour frequency a Poisson count, and the geodesic distance a half-normal concentrated near the habitual location; the browser-fingerprint and keystroke-similarity scores are high-mean Gaussians, while the device, operating-system, and network-type indicators follow the categorical frequencies observed in production. Suspicious records are obtained by perturbing two to five features of an otherwise legitimate profile into anomalous ranges—impossible-travel speeds, unknown devices, automation flags, and bursts of recent failures—so that anomalies remain multivariate and partially overlap the legitimate class instead of being trivially separable. A calibrated amount of Gaussian noise is then added to every feature to reproduce the class overlap expected in the wild, and about 5% of the legitimate records receive a mild single-feature anomaly, which yields the realistic false positives reflected in the reported FPR. Because the data are synthetic, no personally identifiable information is collected at this stage; the move to real data will follow the minimization and anonymization principles required by the LGPD [21].</w:t>
+        <w:t xml:space="preserve"> In the absence of public labeled datasets for contextual authentication, a synthetic dataset of about 50,000 login records was built (dataset, trained models, and metrics available at https://github.com/jgbcientista/gestao-autonomo/tree/main/docs/artefatos-modelos), reproducing the distribution observed in production (about 95% legitimate and 5% suspicious accesses). Each record contains the fourteen features of Section IV. Labels were derived from heuristic rules encoding known fraud patterns (impossible travel, unknown device, bursts of failed logins) and reviewed by security specialists. The generative process draws each legitimate record from distributions calibrated to typical corporate usage: the access hour follows a Gaussian centred on mid-day, the inter-login interval an exponential law, the 24-hour frequency a Poisson count, and the geodesic distance a half-normal concentrated near the habitual location; the browser-fingerprint and keystroke-similarity scores are high-mean Gaussians, while the device, operating-system, and network-type indicators follow the categorical frequencies observed in production. Suspicious records are obtained by perturbing two to five features of an otherwise legitimate profile into anomalous ranges—impossible-travel speeds, unknown devices, automation flags, and bursts of recent failures—so that anomalies remain multivariate and partially overlap the legitimate class instead of being trivially separable. A calibrated amount of Gaussian noise is then added to every feature to reproduce the class overlap expected in the wild, and about 5% of the legitimate records receive a mild single-feature anomaly, which yields the realistic false positives reflected in the reported FPR. Because the data are synthetic, no personally identifiable information is collected at this stage; the move to real data will follow the minimization and anonymization principles required by the LGPD [21].</w:t>
       </w:r>
     </w:p>
     <w:p>
